--- a/resume/刘心雨.docx
+++ b/resume/刘心雨.docx
@@ -104,7 +104,7 @@
                 <w:color w:val="3A3A3A"/>
                 <w:sz w:val="18"/>
               </w:rPr>
-              <w:t>2026.07</w:t>
+              <w:t>2025.07</w:t>
               <w:br/>
               <w:t>– 至今</w:t>
             </w:r>
@@ -134,7 +134,7 @@
                 <w:color w:val="1F3D32"/>
                 <w:sz w:val="20"/>
               </w:rPr>
-              <w:t xml:space="preserve">    效果投放 · 沙特市场</w:t>
+              <w:t xml:space="preserve">    海外增长 / 效果投放</w:t>
             </w:r>
           </w:p>
           <w:p>
@@ -305,7 +305,7 @@
               </w:rPr>
               <w:t>2021.09</w:t>
               <w:br/>
-              <w:t>– 2026.07</w:t>
+              <w:t>– 2025.07</w:t>
             </w:r>
           </w:p>
         </w:tc>
